--- a/dzen/003-stoleshnica-i-deti/GENGLASS_dzen_stoleshnica_i_deti.docx
+++ b/dzen/003-stoleshnica-i-deti/GENGLASS_dzen_stoleshnica_i_deti.docx
@@ -28,12 +28,12 @@
     </w:p>
     <w:p>
       <w:r>
-        <w:t>Врагов всего пять, и они одинаковы для любого материала. Вода, которая попадает в стык или в торец. Горячая посуда без подставки. Песок и керамические донья кружек: именно они оставляют царапины, а не вилка и нож, как принято думать. Удар углом или тяжёлым предметом. И пигмент: фломастер, гуашь, свекольный сок.</w:t>
+        <w:t>Врагов пять, и они одинаковы для любого материала. Вода в стыке или торце. Горячая посуда без подставки. Песок и керамические донья кружек: царапины оставляют они, а не вилка с ножом, как принято думать. Удар углом. И пигмент: фломастер, гуашь, свекольный сок.</w:t>
       </w:r>
     </w:p>
     <w:p>
       <w:r>
-        <w:t>Дальше всё решает, впитывает материал или нет и можно ли восстановить поверхность после повреждения. По этим двум признакам и удобно сравнивать.</w:t>
+        <w:t>Дальше всё решают два признака: впитывает материал или нет и можно ли восстановить поверхность. По ним и сравниваем.</w:t>
       </w:r>
     </w:p>
     <w:p>
@@ -46,17 +46,17 @@
     </w:p>
     <w:p>
       <w:r>
-        <w:t>Плита с декоративным покрытием и кромкой по периметру. Стоит дешевле остальных, поэтому стоит на большинстве кухонь.</w:t>
+        <w:t>Плита с декоративным покрытием и кромкой по периметру, самый доступный вариант, поэтому стоит на большинстве кухонь.</w:t>
       </w:r>
     </w:p>
     <w:p>
       <w:r>
-        <w:t>Слабое место известно заранее: стык кромки и торец. Вода попадает внутрь, плита разбухает, и вернуть её в прежний вид уже нельзя. Покрытие царапается керамикой и абразивной губкой, а сколотый угол не реставрируется, только закрывается накладкой.</w:t>
+        <w:t>Слабое место известно заранее: стык кромки и торец. Вода попадает внутрь, плита разбухает, вернуть прежний вид уже нельзя. Покрытие царапается керамикой и жёсткой губкой, а сколотый угол только закрывают накладкой.</w:t>
       </w:r>
     </w:p>
     <w:p>
       <w:r>
-        <w:t>Для семьи с маленькими детьми это временный вариант. Он честно служит несколько лет, если протирать лужи сразу и не ставить на него горячее.</w:t>
+        <w:t>Для семьи с малышом это вариант на несколько лет: он служит честно, если вытирать лужи сразу и не ставить горячее.</w:t>
       </w:r>
     </w:p>
     <w:p>
@@ -69,7 +69,7 @@
     </w:p>
     <w:p>
       <w:r>
-        <w:t>Дерево живёт долго и стареет заметно. Вмятины, следы от ножа и тёмные круги от кружек появятся обязательно, вопрос только в сроке.</w:t>
+        <w:t>Дерево живёт долго и стареет заметно: вмятины, следы ножа и тёмные круги от кружек появятся обязательно, вопрос только в сроке.</w:t>
       </w:r>
     </w:p>
     <w:p>
@@ -79,7 +79,7 @@
     </w:p>
     <w:p>
       <w:r>
-        <w:t>Что дерево не прощает, так это воду, которая стоит долго, и очень горячую посуду: на масле остаётся светлое пятно, на лаке след от нагрева.</w:t>
+        <w:t>Не прощает дерево двух вещей: воды, которая стоит долго, и очень горячей посуды.</w:t>
       </w:r>
     </w:p>
     <w:p>
@@ -92,7 +92,7 @@
     </w:p>
     <w:p>
       <w:r>
-        <w:t>Кварцевая крошка на связующей смоле. Поверхность непористая, пигмент в неё не впитывается, фломастер и сок стираются без следа.</w:t>
+        <w:t>Кварцевая крошка на смоле. Поверхность непористая, пигмент в неё не впитывается: фломастер и сок стираются без следа.</w:t>
       </w:r>
     </w:p>
     <w:p>
@@ -102,7 +102,7 @@
     </w:p>
     <w:p>
       <w:r>
-        <w:t>Второе ограничение практическое: агломерат тяжёлый. Под него нужно надёжное основание, и переставить такой стол вдвоём уже не выйдет.</w:t>
+        <w:t>Второе ограничение практическое: агломерат тяжёлый, под него нужно надёжное основание, и вдвоём такой стол уже не переставить.</w:t>
       </w:r>
     </w:p>
     <w:p>
@@ -120,7 +120,7 @@
     </w:p>
     <w:p>
       <w:r>
-        <w:t>Он не впитывает воду, спокойно переносит моющие средства и устойчив к царапинам. Минусов два: сильный удар по краю оставляет скол, и поверхность не реставрируется. Зато и убить её сложно.</w:t>
+        <w:t>Он не впитывает воду, переносит моющие средства и устойчив к царапинам. Минусов два: сильный удар по краю оставляет скол, и поверхность не реставрируется. Зато и убить её сложно.</w:t>
       </w:r>
     </w:p>
     <w:p>
@@ -133,7 +133,7 @@
     </w:p>
     <w:p>
       <w:r>
-        <w:t>Стекло не впитывает ничего. Гуашь, пластилин, фломастер и сок снимаются влажной тряпкой, запаха и пятен не остаётся. Для семьи с ребёнком это главный аргумент.</w:t>
+        <w:t>Стекло не впитывает ничего. Гуашь, пластилин, фломастер и сок снимаются влажной тряпкой, ни пятен, ни запаха.</w:t>
       </w:r>
     </w:p>
     <w:p>
@@ -153,11 +153,7 @@
     </w:p>
     <w:p>
       <w:r>
-        <w:rPr>
-          <w:i/>
-          <w:sz w:val="18"/>
-        </w:rPr>
-        <w:t>[УТОЧНИТЬ: вставить фактуру GENGLASS: толщина стекла столешниц, обработка кромки, доступные размеры, есть ли триплекс и матовые варианты, цены]</w:t>
+        <w:t>Что спросить в магазине, чтобы не получить обычное стекло вместо закалённого. Попросите показать маркировку: на закалённом листе её ставят в углу. Уточните обработку кромки, полированная кромка безопаснее и меньше скалывается. И спросите про вариант с триплексом, в семье с малышом это разумная доплата.</w:t>
       </w:r>
     </w:p>
     <w:p>
@@ -170,7 +166,7 @@
     </w:p>
     <w:p>
       <w:r>
-        <w:t>До трёх лет важнее всего не поверхность, а геометрия и осколки. Смотрите на углы: скруглённый или обработанный край снимает половину рисков.</w:t>
+        <w:t>До трёх лет важна не поверхность, а геометрия: смотрите на углы, скруглённый или обработанный край снимает половину рисков.</w:t>
       </w:r>
     </w:p>
     <w:p>
@@ -180,7 +176,7 @@
     </w:p>
     <w:p>
       <w:r>
-        <w:t>Со школы добавляются горячее и ножи. Дерево в этом возрасте уже уместно: следы оно получит, но их можно будет убрать.</w:t>
+        <w:t>Со школы добавляются горячее и ножи. Здесь уместно дерево: следы оно получит, но их можно убрать.</w:t>
       </w:r>
     </w:p>
     <w:p>
@@ -193,7 +189,7 @@
     </w:p>
     <w:p>
       <w:r>
-        <w:t>Универсального материала нет. Есть тот, который прощает именно ваши аварии: у одних это пролитая вода, у других горячая сковорода, у третьих фломастер.</w:t>
+        <w:t>Универсального материала нет. Есть тот, который прощает именно ваши аварии: у одних это вода, у других сковорода, у третьих фломастер.</w:t>
       </w:r>
     </w:p>
     <w:p>
